--- a/preview/docxs/28-art-director.docx
+++ b/preview/docxs/28-art-director.docx
@@ -987,7 +987,7 @@
               </w:rPr>
               <w:t xml:space="preserve">Demo: </w:t>
             </w:r>
-            <w:hyperlink w:history="1" r:id="rIdjqawggnwzkwsfjtxbjwss">
+            <w:hyperlink w:history="1" r:id="rIdss7mfteqljn8imf4tfrmw">
               <w:r>
                 <w:rPr>
                   <w:color w:val="7c3aed"/>
@@ -1015,7 +1015,7 @@
               </w:rPr>
               <w:t xml:space="preserve">Code: </w:t>
             </w:r>
-            <w:hyperlink w:history="1" r:id="rIdqmeoqdwy_zpkj3qfqspzn">
+            <w:hyperlink w:history="1" r:id="rIdjl7hs1piqssbqin-qtt4s">
               <w:r>
                 <w:rPr>
                   <w:color w:val="7c3aed"/>
@@ -1105,7 +1105,7 @@
               </w:rPr>
               <w:t xml:space="preserve">Demo: </w:t>
             </w:r>
-            <w:hyperlink w:history="1" r:id="rIdiulkvc25pay5bh9928guw">
+            <w:hyperlink w:history="1" r:id="rIdingjjxnwo8dt6n5dtf58j">
               <w:r>
                 <w:rPr>
                   <w:color w:val="7c3aed"/>
@@ -1435,7 +1435,7 @@
               </w:rPr>
               <w:t xml:space="preserve">Portfolio: </w:t>
             </w:r>
-            <w:hyperlink w:history="1" r:id="rId9a5do7kncwqwcyxjxsbq2">
+            <w:hyperlink w:history="1" r:id="rIdauomnxjux39t_sdflx-yl">
               <w:r>
                 <w:rPr>
                   <w:color w:val="7c3aed"/>
